--- a/templates/news_template.docx
+++ b/templates/news_template.docx
@@ -2,93 +2,6 @@
 <file path=word/document.xml><?xml version="1.0" encoding="utf-8"?>
 <w:document xmlns:ns1="http://schemas.openxmlformats.org/markup-compatibility/2006" xmlns:w="http://schemas.openxmlformats.org/wordprocessingml/2006/main" ns1:Ignorable="w14 w15 w16se wp14">
   <w:body>
-    <w:p>
-      <w:r>
-        <w:t>{{TITLE}}</w:t>
-      </w:r>
-    </w:p>
-    <w:p>
-      <w:r>
-        <w:t>{{URL}}</w:t>
-      </w:r>
-    </w:p>
-    <w:p/>
-    <w:p>
-      <w:r>
-        <w:t>{{SUMMARY}}</w:t>
-      </w:r>
-    </w:p>
-    <w:p/>
-    <w:p>
-      <w:r>
-        <w:rPr>
-          <w:rStyle w:val="SectionLabel"/>
-        </w:rPr>
-        <w:t>建議YT標題：</w:t>
-      </w:r>
-    </w:p>
-    <w:p>
-      <w:r>
-        <w:t>{{YT_TITLE_SUGGESTED}}</w:t>
-      </w:r>
-    </w:p>
-    <w:p/>
-    <w:p>
-      <w:r>
-        <w:rPr>
-          <w:rStyle w:val="SectionLabel"/>
-        </w:rPr>
-        <w:t>建議標題：</w:t>
-      </w:r>
-    </w:p>
-    <w:p>
-      <w:r>
-        <w:t>{{TITLE_SUGGESTED}}</w:t>
-      </w:r>
-    </w:p>
-    <w:p/>
-    <w:p>
-      <w:r>
-        <w:rPr>
-          <w:rStyle w:val="SectionLabel"/>
-        </w:rPr>
-        <w:t>簡介：</w:t>
-      </w:r>
-    </w:p>
-    <w:p>
-      <w:r>
-        <w:t>{{INTRO}}</w:t>
-      </w:r>
-    </w:p>
-    <w:p/>
-    <w:p>
-      <w:r>
-        <w:rPr>
-          <w:rStyle w:val="SectionLabel"/>
-        </w:rPr>
-        <w:t>選圖：</w:t>
-      </w:r>
-    </w:p>
-    <w:p>
-      <w:r>
-        <w:t>{{THUMBNAIL}}</w:t>
-      </w:r>
-    </w:p>
-    <w:p/>
-    <w:p>
-      <w:r>
-        <w:rPr>
-          <w:rStyle w:val="SectionLabel"/>
-        </w:rPr>
-        <w:t>字幕：</w:t>
-      </w:r>
-    </w:p>
-    <w:p>
-      <w:r>
-        <w:t>{{TIME_RANGE}}</w:t>
-      </w:r>
-    </w:p>
-    <w:p/>
     <w:p>
       <w:r>
         <w:t>{{BODY}}</w:t>

--- a/templates/news_template.docx
+++ b/templates/news_template.docx
@@ -1,6 +1,6 @@
 
 <file path=word/document.xml><?xml version="1.0" encoding="utf-8"?>
-<w:document xmlns:ns1="http://schemas.openxmlformats.org/markup-compatibility/2006" xmlns:w="http://schemas.openxmlformats.org/wordprocessingml/2006/main" ns1:Ignorable="w14 w15 w16se wp14">
+<w:document xmlns:w="http://schemas.openxmlformats.org/wordprocessingml/2006/main" xmlns:mc="http://schemas.openxmlformats.org/markup-compatibility/2006" xmlns:w14="http://schemas.microsoft.com/office/word/2010/wordml" xmlns:w15="http://schemas.microsoft.com/office/word/2012/wordml" xmlns:w16se="http://schemas.microsoft.com/office/word/2015/wordml/symex" xmlns:wp14="http://schemas.microsoft.com/office/word/2010/wordprocessingDrawing" mc:Ignorable="w14 w15 w16se wp14">
   <w:body>
     <w:p>
       <w:r>

--- a/templates/news_template.docx
+++ b/templates/news_template.docx
@@ -449,6 +449,9 @@
     <w:pPr>
       <w:widowControl w:val="0"/>
     </w:pPr>
+    <w:rPr>
+      <w:sz w:val="20"/>
+    </w:rPr>
   </w:style>
   <w:style w:type="character" w:default="1" w:styleId="a0">
     <w:name w:val="Default Paragraph Font"/>
@@ -574,6 +577,41 @@
     <w:rPr>
       <w:rFonts w:eastAsia="新細明體"/>
       <w:color w:val="0000FF"/>
+    </w:rPr>
+  </w:style>
+  <w:style w:type="character" w:customStyle="1" w:styleId="SectionLabelBlue10">
+    <w:name w:val="SectionLabelBlue10"/>
+    <w:rPr>
+      <w:color w:val="0070C0"/>
+      <w:sz w:val="20"/>
+    </w:rPr>
+  </w:style>
+  <w:style w:type="character" w:customStyle="1" w:styleId="SectionLabelBlue12">
+    <w:name w:val="SectionLabelBlue12"/>
+    <w:rPr>
+      <w:color w:val="0070C0"/>
+      <w:sz w:val="24"/>
+    </w:rPr>
+  </w:style>
+  <w:style w:type="character" w:customStyle="1" w:styleId="SectionLabelSmall">
+    <w:name w:val="SectionLabelSmall"/>
+    <w:rPr>
+      <w:color w:val="0070C0"/>
+      <w:sz w:val="20"/>
+    </w:rPr>
+  </w:style>
+  <w:style w:type="character" w:customStyle="1" w:styleId="SectionLabelLarge">
+    <w:name w:val="SectionLabelLarge"/>
+    <w:rPr>
+      <w:color w:val="0070C0"/>
+      <w:sz w:val="24"/>
+    </w:rPr>
+  </w:style>
+  <w:style w:type="character" w:customStyle="1" w:styleId="ReferenceLink">
+    <w:name w:val="ReferenceLink"/>
+    <w:rPr>
+      <w:color w:val="0563C1"/>
+      <w:sz w:val="20"/>
     </w:rPr>
   </w:style>
 </w:styles>

--- a/templates/news_template.docx
+++ b/templates/news_template.docx
@@ -450,7 +450,7 @@
       <w:widowControl w:val="0"/>
     </w:pPr>
     <w:rPr>
-      <w:sz w:val="20"/>
+      <w:sz w:val="24"/>
     </w:rPr>
   </w:style>
   <w:style w:type="character" w:default="1" w:styleId="a0">

--- a/templates/news_template.docx
+++ b/templates/news_template.docx
@@ -450,6 +450,7 @@
       <w:widowControl w:val="0"/>
     </w:pPr>
     <w:rPr>
+      <w:rFonts w:ascii="細明體" w:hAnsi="細明體" w:cs="細明體" w:eastAsia="新細明體"/>
       <w:sz w:val="24"/>
     </w:rPr>
   </w:style>
@@ -596,6 +597,7 @@
   <w:style w:type="character" w:customStyle="1" w:styleId="SectionLabelSmall">
     <w:name w:val="SectionLabelSmall"/>
     <w:rPr>
+      <w:rFonts w:ascii="細明體" w:hAnsi="細明體" w:cs="細明體" w:eastAsia="新細明體"/>
       <w:color w:val="0070C0"/>
       <w:sz w:val="20"/>
     </w:rPr>
@@ -603,6 +605,7 @@
   <w:style w:type="character" w:customStyle="1" w:styleId="SectionLabelLarge">
     <w:name w:val="SectionLabelLarge"/>
     <w:rPr>
+      <w:rFonts w:ascii="細明體" w:hAnsi="細明體" w:cs="細明體" w:eastAsia="新細明體"/>
       <w:color w:val="0070C0"/>
       <w:sz w:val="24"/>
     </w:rPr>
@@ -610,6 +613,7 @@
   <w:style w:type="character" w:customStyle="1" w:styleId="ReferenceLink">
     <w:name w:val="ReferenceLink"/>
     <w:rPr>
+      <w:rFonts w:ascii="細明體" w:hAnsi="細明體" w:cs="細明體" w:eastAsia="新細明體"/>
       <w:color w:val="0563C1"/>
       <w:sz w:val="20"/>
     </w:rPr>

--- a/templates/news_template.docx
+++ b/templates/news_template.docx
@@ -450,7 +450,7 @@
       <w:widowControl w:val="0"/>
     </w:pPr>
     <w:rPr>
-      <w:rFonts w:ascii="細明體" w:hAnsi="細明體" w:cs="細明體" w:eastAsia="新細明體"/>
+      <w:rFonts w:ascii="Calibri" w:hAnsi="Calibri" w:cs="Calibri" w:eastAsia="新細明體"/>
       <w:sz w:val="24"/>
     </w:rPr>
   </w:style>
@@ -597,7 +597,7 @@
   <w:style w:type="character" w:customStyle="1" w:styleId="SectionLabelSmall">
     <w:name w:val="SectionLabelSmall"/>
     <w:rPr>
-      <w:rFonts w:ascii="細明體" w:hAnsi="細明體" w:cs="細明體" w:eastAsia="新細明體"/>
+      <w:rFonts w:ascii="Calibri" w:hAnsi="Calibri" w:cs="Calibri" w:eastAsia="新細明體"/>
       <w:color w:val="0070C0"/>
       <w:sz w:val="20"/>
     </w:rPr>
@@ -605,7 +605,7 @@
   <w:style w:type="character" w:customStyle="1" w:styleId="SectionLabelLarge">
     <w:name w:val="SectionLabelLarge"/>
     <w:rPr>
-      <w:rFonts w:ascii="細明體" w:hAnsi="細明體" w:cs="細明體" w:eastAsia="新細明體"/>
+      <w:rFonts w:ascii="Calibri" w:hAnsi="Calibri" w:cs="Calibri" w:eastAsia="新細明體"/>
       <w:color w:val="0070C0"/>
       <w:sz w:val="24"/>
     </w:rPr>
@@ -613,7 +613,7 @@
   <w:style w:type="character" w:customStyle="1" w:styleId="ReferenceLink">
     <w:name w:val="ReferenceLink"/>
     <w:rPr>
-      <w:rFonts w:ascii="細明體" w:hAnsi="細明體" w:cs="細明體" w:eastAsia="新細明體"/>
+      <w:rFonts w:ascii="Calibri" w:hAnsi="Calibri" w:cs="Calibri" w:eastAsia="新細明體"/>
       <w:color w:val="0563C1"/>
       <w:sz w:val="20"/>
     </w:rPr>
